--- a/Experiment 1 Case Study.docx
+++ b/Experiment 1 Case Study.docx
@@ -52,13 +52,13 @@
         <w:rPr>
           <w:rFonts w:ascii="Times New Roman" w:hAnsi="Times New Roman" w:cs="Times New Roman"/>
         </w:rPr>
-        <w:t>Real-World case study a</w:t>
-      </w:r>
-      <w:r>
-        <w:rPr>
-          <w:rFonts w:ascii="Times New Roman" w:hAnsi="Times New Roman" w:cs="Times New Roman"/>
-        </w:rPr>
-        <w:t>n online shopping platform</w:t>
+        <w:t xml:space="preserve">Real-World case study </w:t>
+      </w:r>
+      <w:r>
+        <w:rPr>
+          <w:rFonts w:ascii="Times New Roman" w:hAnsi="Times New Roman" w:cs="Times New Roman"/>
+        </w:rPr>
+        <w:t>on KL ERP system</w:t>
       </w:r>
     </w:p>
     <w:p>
